--- a/submission/PathwayAI_v9.docx
+++ b/submission/PathwayAI_v9.docx
@@ -189,7 +189,7 @@
     </w:p>
     <w:p>
       <w:r>
-        <w:t>Our goal is better-prepared families, voices heard, and communities better informed about where support is needed.</w:t>
+        <w:t>Our goal is better-prepared families and voices heard. By making hidden burdens visible, we aim to help communities allocate limited resources where support is needed most.</w:t>
       </w:r>
     </w:p>
     <w:p>
